--- a/Шаблоны оформления/Шаблон универсальный.docx
+++ b/Шаблоны оформления/Шаблон универсальный.docx
@@ -221,8 +221,13 @@
       <w:pPr>
         <w:jc w:val="right"/>
       </w:pPr>
+      <w:proofErr w:type="spellStart"/>
       <w:r>
-        <w:t>ФИО</w:t>
+        <w:t>Бардышев</w:t>
+      </w:r>
+      <w:proofErr w:type="spellEnd"/>
+      <w:r>
+        <w:t xml:space="preserve"> Артём Антонович</w:t>
       </w:r>
       <w:r>
         <w:t xml:space="preserve">, </w:t>
@@ -231,24 +236,82 @@
     <w:p>
       <w:pPr>
         <w:jc w:val="right"/>
+      </w:pPr>
+      <w:r>
         <w:rPr>
-          <w:lang w:val="en-US"/>
+          <w:noProof/>
         </w:rPr>
-      </w:pPr>
+        <w:drawing>
+          <wp:anchor distT="0" distB="0" distL="114300" distR="114300" simplePos="0" relativeHeight="251659264" behindDoc="0" locked="0" layoutInCell="1" allowOverlap="1" wp14:anchorId="186EBB28" wp14:editId="3733402B">
+            <wp:simplePos x="0" y="0"/>
+            <wp:positionH relativeFrom="column">
+              <wp:posOffset>4724400</wp:posOffset>
+            </wp:positionH>
+            <wp:positionV relativeFrom="paragraph">
+              <wp:posOffset>171450</wp:posOffset>
+            </wp:positionV>
+            <wp:extent cx="911505" cy="288000"/>
+            <wp:effectExtent l="0" t="0" r="3175" b="0"/>
+            <wp:wrapNone/>
+            <wp:docPr id="302023653" name="Рисунок 1" descr="Изображение выглядит как игла&#10;&#10;Содержимое, созданное искусственным интеллектом, может быть неверным."/>
+            <wp:cNvGraphicFramePr>
+              <a:graphicFrameLocks xmlns:a="http://schemas.openxmlformats.org/drawingml/2006/main" noChangeAspect="1"/>
+            </wp:cNvGraphicFramePr>
+            <a:graphic xmlns:a="http://schemas.openxmlformats.org/drawingml/2006/main">
+              <a:graphicData uri="http://schemas.openxmlformats.org/drawingml/2006/picture">
+                <pic:pic xmlns:pic="http://schemas.openxmlformats.org/drawingml/2006/picture">
+                  <pic:nvPicPr>
+                    <pic:cNvPr id="302023653" name="Рисунок 1" descr="Изображение выглядит как игла&#10;&#10;Содержимое, созданное искусственным интеллектом, может быть неверным."/>
+                    <pic:cNvPicPr>
+                      <a:picLocks noChangeAspect="1" noChangeArrowheads="1"/>
+                    </pic:cNvPicPr>
+                  </pic:nvPicPr>
+                  <pic:blipFill>
+                    <a:blip r:embed="rId8" cstate="print">
+                      <a:extLst>
+                        <a:ext uri="{28A0092B-C50C-407E-A947-70E740481C1C}">
+                          <a14:useLocalDpi xmlns:a14="http://schemas.microsoft.com/office/drawing/2010/main" val="0"/>
+                        </a:ext>
+                      </a:extLst>
+                    </a:blip>
+                    <a:srcRect/>
+                    <a:stretch>
+                      <a:fillRect/>
+                    </a:stretch>
+                  </pic:blipFill>
+                  <pic:spPr bwMode="auto">
+                    <a:xfrm>
+                      <a:off x="0" y="0"/>
+                      <a:ext cx="911505" cy="288000"/>
+                    </a:xfrm>
+                    <a:prstGeom prst="rect">
+                      <a:avLst/>
+                    </a:prstGeom>
+                    <a:noFill/>
+                    <a:ln>
+                      <a:noFill/>
+                    </a:ln>
+                  </pic:spPr>
+                </pic:pic>
+              </a:graphicData>
+            </a:graphic>
+            <wp14:sizeRelH relativeFrom="page">
+              <wp14:pctWidth>0</wp14:pctWidth>
+            </wp14:sizeRelH>
+            <wp14:sizeRelV relativeFrom="page">
+              <wp14:pctHeight>0</wp14:pctHeight>
+            </wp14:sizeRelV>
+          </wp:anchor>
+        </w:drawing>
+      </w:r>
       <w:r>
         <w:t xml:space="preserve">студент группы </w:t>
       </w:r>
       <w:r>
-        <w:rPr>
-          <w:lang w:val="en-US"/>
-        </w:rPr>
-        <w:t>XXXX</w:t>
+        <w:t>N</w:t>
       </w:r>
       <w:r>
-        <w:rPr>
-          <w:lang w:val="en-US"/>
-        </w:rPr>
-        <w:t>X</w:t>
+        <w:t>3346</w:t>
       </w:r>
     </w:p>
     <w:p>
@@ -386,8 +449,8 @@
     <w:p>
       <w:pPr>
         <w:sectPr>
-          <w:headerReference w:type="default" r:id="rId8"/>
-          <w:footerReference w:type="default" r:id="rId9"/>
+          <w:headerReference w:type="default" r:id="rId9"/>
+          <w:footerReference w:type="default" r:id="rId10"/>
           <w:pgSz w:w="11906" w:h="16838"/>
           <w:pgMar w:top="1134" w:right="850" w:bottom="1134" w:left="1701" w:header="708" w:footer="708" w:gutter="0"/>
           <w:pgNumType w:start="2"/>
@@ -1061,7 +1124,7 @@
       <w:bookmarkEnd w:id="6"/>
     </w:p>
     <w:sectPr>
-      <w:footerReference w:type="default" r:id="rId10"/>
+      <w:footerReference w:type="default" r:id="rId11"/>
       <w:pgSz w:w="11906" w:h="16838"/>
       <w:pgMar w:top="1134" w:right="850" w:bottom="1134" w:left="1701" w:header="708" w:footer="422" w:gutter="0"/>
       <w:pgNumType w:start="2"/>
@@ -1113,10 +1176,7 @@
       <w:t>202</w:t>
     </w:r>
     <w:r>
-      <w:rPr>
-        <w:lang w:val="en-US"/>
-      </w:rPr>
-      <w:t>X</w:t>
+      <w:t>6</w:t>
     </w:r>
     <w:r>
       <w:t xml:space="preserve"> г.</w:t>
